--- a/contracts/06-Marketing-Contributor-Agreement.docx
+++ b/contracts/06-Marketing-Contributor-Agreement.docx
@@ -1609,6 +1609,115 @@
     </w:p>
     <w:p>
       <w:pPr>
+        <w:spacing w:before="280" w:after="120"/>
+      </w:pPr>
+      <w:r>
+        <w:rPr>
+          <w:rFonts w:ascii="Calibri" w:hAnsi="Calibri"/>
+          <w:b/>
+          <w:sz w:val="24"/>
+        </w:rPr>
+        <w:t>12.  Liability</w:t>
+      </w:r>
+    </w:p>
+    <w:p>
+      <w:pPr>
+        <w:tabs>
+          <w:tab w:pos="720" w:val="left"/>
+        </w:tabs>
+        <w:spacing w:after="120"/>
+        <w:ind w:left="720" w:hanging="720"/>
+      </w:pPr>
+      <w:r>
+        <w:rPr>
+          <w:rFonts w:ascii="Calibri" w:hAnsi="Calibri"/>
+          <w:sz w:val="22"/>
+        </w:rPr>
+        <w:t>12.1</w:t>
+      </w:r>
+      <w:r>
+        <w:rPr>
+          <w:rFonts w:ascii="Calibri" w:hAnsi="Calibri"/>
+          <w:sz w:val="22"/>
+        </w:rPr>
+        <w:tab/>
+        <w:t>Nothing in this Agreement limits liability for death or personal injury caused by negligence, for fraud or fraudulent misrepresentation, or for anything that cannot lawfully be limited.</w:t>
+      </w:r>
+    </w:p>
+    <w:p>
+      <w:pPr>
+        <w:tabs>
+          <w:tab w:pos="720" w:val="left"/>
+        </w:tabs>
+        <w:spacing w:after="120"/>
+        <w:ind w:left="720" w:hanging="720"/>
+      </w:pPr>
+      <w:r>
+        <w:rPr>
+          <w:rFonts w:ascii="Calibri" w:hAnsi="Calibri"/>
+          <w:sz w:val="22"/>
+        </w:rPr>
+        <w:t>12.2</w:t>
+      </w:r>
+      <w:r>
+        <w:rPr>
+          <w:rFonts w:ascii="Calibri" w:hAnsi="Calibri"/>
+          <w:sz w:val="22"/>
+        </w:rPr>
+        <w:tab/>
+        <w:t>Subject to clause 12.1, UniBlueprint's total liability to the Contributor under or in connection with this Agreement is limited to the total fees paid or payable to the Contributor in the twelve (12) months before the claim arose.</w:t>
+      </w:r>
+    </w:p>
+    <w:p>
+      <w:pPr>
+        <w:tabs>
+          <w:tab w:pos="720" w:val="left"/>
+        </w:tabs>
+        <w:spacing w:after="120"/>
+        <w:ind w:left="720" w:hanging="720"/>
+      </w:pPr>
+      <w:r>
+        <w:rPr>
+          <w:rFonts w:ascii="Calibri" w:hAnsi="Calibri"/>
+          <w:sz w:val="22"/>
+        </w:rPr>
+        <w:t>12.3</w:t>
+      </w:r>
+      <w:r>
+        <w:rPr>
+          <w:rFonts w:ascii="Calibri" w:hAnsi="Calibri"/>
+          <w:sz w:val="22"/>
+        </w:rPr>
+        <w:tab/>
+        <w:t>Subject to clause 12.1, the Contributor's total liability to UniBlueprint under or in connection with this Agreement is limited to the total fees paid or payable to the Contributor in the twelve (12) months before the claim arose, except that this limit does not apply to the Contributor's indemnity in clause 5.4 or to the Contributor's warranty and indemnity in clause 7.6.</w:t>
+      </w:r>
+    </w:p>
+    <w:p>
+      <w:pPr>
+        <w:tabs>
+          <w:tab w:pos="720" w:val="left"/>
+        </w:tabs>
+        <w:spacing w:after="120"/>
+        <w:ind w:left="720" w:hanging="720"/>
+      </w:pPr>
+      <w:r>
+        <w:rPr>
+          <w:rFonts w:ascii="Calibri" w:hAnsi="Calibri"/>
+          <w:sz w:val="22"/>
+        </w:rPr>
+        <w:t>12.4</w:t>
+      </w:r>
+      <w:r>
+        <w:rPr>
+          <w:rFonts w:ascii="Calibri" w:hAnsi="Calibri"/>
+          <w:sz w:val="22"/>
+        </w:rPr>
+        <w:tab/>
+        <w:t>Neither party is liable to the other for loss of profit, loss of business, or indirect or consequential loss.</w:t>
+      </w:r>
+    </w:p>
+    <w:p>
+      <w:pPr>
         <w:keepNext/>
         <w:spacing w:after="120" w:before="280"/>
       </w:pPr>
@@ -1621,24 +1730,24 @@
           <w:sz w:val="24"/>
           <w:szCs w:val="24"/>
         </w:rPr>
-        <w:t xml:space="preserve">12.  Termination</w:t>
-      </w:r>
-    </w:p>
-    <w:p>
-      <w:pPr>
-        <w:tabs>
-          <w:tab w:val="left" w:pos="720"/>
-        </w:tabs>
-        <w:spacing w:after="120"/>
-        <w:ind w:left="720" w:hanging="720"/>
-      </w:pPr>
-      <w:r>
-        <w:rPr>
-          <w:rFonts w:ascii="Calibri" w:cs="Calibri" w:eastAsia="Calibri" w:hAnsi="Calibri"/>
-          <w:sz w:val="22"/>
-          <w:szCs w:val="22"/>
-        </w:rPr>
-        <w:t xml:space="preserve">12.1</w:t>
+        <w:t>13.  Termination</w:t>
+      </w:r>
+    </w:p>
+    <w:p>
+      <w:pPr>
+        <w:tabs>
+          <w:tab w:val="left" w:pos="720"/>
+        </w:tabs>
+        <w:spacing w:after="120"/>
+        <w:ind w:left="720" w:hanging="720"/>
+      </w:pPr>
+      <w:r>
+        <w:rPr>
+          <w:rFonts w:ascii="Calibri" w:cs="Calibri" w:eastAsia="Calibri" w:hAnsi="Calibri"/>
+          <w:sz w:val="22"/>
+          <w:szCs w:val="22"/>
+        </w:rPr>
+        <w:t>13.1</w:t>
       </w:r>
       <w:r>
         <w:rPr>
@@ -1663,7 +1772,7 @@
           <w:sz w:val="22"/>
           <w:szCs w:val="22"/>
         </w:rPr>
-        <w:t xml:space="preserve">12.2</w:t>
+        <w:t>13.2</w:t>
       </w:r>
       <w:r>
         <w:rPr>
@@ -1688,7 +1797,7 @@
           <w:sz w:val="22"/>
           <w:szCs w:val="22"/>
         </w:rPr>
-        <w:t xml:space="preserve">12.3</w:t>
+        <w:t>13.3</w:t>
       </w:r>
       <w:r>
         <w:rPr>
@@ -1713,7 +1822,7 @@
           <w:sz w:val="22"/>
           <w:szCs w:val="22"/>
         </w:rPr>
-        <w:t xml:space="preserve">12.4</w:t>
+        <w:t>13.4</w:t>
       </w:r>
       <w:r>
         <w:rPr>
@@ -1738,24 +1847,24 @@
           <w:sz w:val="24"/>
           <w:szCs w:val="24"/>
         </w:rPr>
-        <w:t xml:space="preserve">13.  General</w:t>
-      </w:r>
-    </w:p>
-    <w:p>
-      <w:pPr>
-        <w:tabs>
-          <w:tab w:val="left" w:pos="720"/>
-        </w:tabs>
-        <w:spacing w:after="120"/>
-        <w:ind w:left="720" w:hanging="720"/>
-      </w:pPr>
-      <w:r>
-        <w:rPr>
-          <w:rFonts w:ascii="Calibri" w:cs="Calibri" w:eastAsia="Calibri" w:hAnsi="Calibri"/>
-          <w:sz w:val="22"/>
-          <w:szCs w:val="22"/>
-        </w:rPr>
-        <w:t xml:space="preserve">13.1</w:t>
+        <w:t>14.  General</w:t>
+      </w:r>
+    </w:p>
+    <w:p>
+      <w:pPr>
+        <w:tabs>
+          <w:tab w:val="left" w:pos="720"/>
+        </w:tabs>
+        <w:spacing w:after="120"/>
+        <w:ind w:left="720" w:hanging="720"/>
+      </w:pPr>
+      <w:r>
+        <w:rPr>
+          <w:rFonts w:ascii="Calibri" w:cs="Calibri" w:eastAsia="Calibri" w:hAnsi="Calibri"/>
+          <w:sz w:val="22"/>
+          <w:szCs w:val="22"/>
+        </w:rPr>
+        <w:t>14.1</w:t>
       </w:r>
       <w:r>
         <w:rPr>
@@ -1780,7 +1889,7 @@
           <w:sz w:val="22"/>
           <w:szCs w:val="22"/>
         </w:rPr>
-        <w:t xml:space="preserve">13.2</w:t>
+        <w:t>14.2</w:t>
       </w:r>
       <w:r>
         <w:rPr>
@@ -1805,7 +1914,7 @@
           <w:sz w:val="22"/>
           <w:szCs w:val="22"/>
         </w:rPr>
-        <w:t xml:space="preserve">13.3</w:t>
+        <w:t>14.3</w:t>
       </w:r>
       <w:r>
         <w:rPr>
@@ -1830,7 +1939,7 @@
           <w:sz w:val="22"/>
           <w:szCs w:val="22"/>
         </w:rPr>
-        <w:t xml:space="preserve">13.4</w:t>
+        <w:t>14.4</w:t>
       </w:r>
       <w:r>
         <w:rPr>
@@ -1855,7 +1964,7 @@
           <w:sz w:val="22"/>
           <w:szCs w:val="22"/>
         </w:rPr>
-        <w:t xml:space="preserve">13.5</w:t>
+        <w:t>14.5</w:t>
       </w:r>
       <w:r>
         <w:rPr>
@@ -1880,7 +1989,7 @@
           <w:sz w:val="22"/>
           <w:szCs w:val="22"/>
         </w:rPr>
-        <w:t xml:space="preserve">13.6</w:t>
+        <w:t>14.6</w:t>
       </w:r>
       <w:r>
         <w:rPr>
@@ -1905,7 +2014,7 @@
           <w:sz w:val="22"/>
           <w:szCs w:val="22"/>
         </w:rPr>
-        <w:t xml:space="preserve">13.7</w:t>
+        <w:t>14.7</w:t>
       </w:r>
       <w:r>
         <w:rPr>
